--- a/Yash_Gohel_Resume_2page.docx
+++ b/Yash_Gohel_Resume_2page.docx
@@ -420,7 +420,7 @@
           <w:sz w:val="19"/>
           <w:szCs w:val="19"/>
         </w:rPr>
-        <w:t xml:space="preserve">1,200+</w:t>
+        <w:t xml:space="preserve">12,000+</w:t>
       </w:r>
       <w:r>
         <w:rPr>
